--- a/pokemon-card-tsuyosa-mokuhyou.docx
+++ b/pokemon-card-tsuyosa-mokuhyou.docx
@@ -848,6 +848,11 @@
       </w:tr>
     </w:tbl>
     <w:p>
+      <w:r>
+        <w:br w:type="page"/>
+      </w:r>
+    </w:p>
+    <w:p>
       <w:pPr>
         <w:keepNext/>
         <w:spacing w:before="160"/>
@@ -859,7 +864,16 @@
           <w:color w:val="1F3A5F"/>
           <w:sz w:val="23"/>
         </w:rPr>
-        <w:t>5. 計算の例（サンプルカード3枚）</w:t>
+        <w:t>5. サンプルカード（9枚）</w:t>
+      </w:r>
+    </w:p>
+    <w:p>
+      <w:r>
+        <w:rPr>
+          <w:rFonts w:ascii="Meiryo" w:hAnsi="Meiryo" w:eastAsia="Meiryo"/>
+          <w:b w:val="0"/>
+        </w:rPr>
+        <w:t>ランクごとに、サンプルを用意しました。作るのが難しいときは、そのまま真似して作って大丈夫です。</w:t>
       </w:r>
     </w:p>
     <w:tbl>
@@ -879,17 +893,19 @@
         </w:tblBorders>
       </w:tblPr>
       <w:tblGrid>
-        <w:gridCol w:w="2948"/>
-        <w:gridCol w:w="1247"/>
+        <w:gridCol w:w="850"/>
+        <w:gridCol w:w="1701"/>
+        <w:gridCol w:w="964"/>
+        <w:gridCol w:w="624"/>
+        <w:gridCol w:w="1701"/>
+        <w:gridCol w:w="1928"/>
+        <w:gridCol w:w="737"/>
         <w:gridCol w:w="1814"/>
-        <w:gridCol w:w="1474"/>
-        <w:gridCol w:w="1474"/>
-        <w:gridCol w:w="1361"/>
       </w:tblGrid>
       <w:tr>
         <w:tc>
           <w:tcPr>
-            <w:tcW w:type="dxa" w:w="2948"/>
+            <w:tcW w:type="dxa" w:w="850"/>
             <w:vAlign w:val="center"/>
             <w:shd w:val="clear" w:color="auto" w:fill="1F3A5F"/>
           </w:tcPr>
@@ -902,13 +918,54 @@
                 <w:color w:val="FFFFFF"/>
                 <w:sz w:val="19"/>
               </w:rPr>
-              <w:t>カード</w:t>
+              <w:t>ランク</w:t>
             </w:r>
           </w:p>
         </w:tc>
         <w:tc>
           <w:tcPr>
-            <w:tcW w:type="dxa" w:w="1247"/>
+            <w:tcW w:type="dxa" w:w="1701"/>
+            <w:vAlign w:val="center"/>
+            <w:shd w:val="clear" w:color="auto" w:fill="1F3A5F"/>
+          </w:tcPr>
+          <w:p>
+            <w:r/>
+            <w:r>
+              <w:rPr>
+                <w:rFonts w:ascii="Meiryo" w:hAnsi="Meiryo" w:eastAsia="Meiryo"/>
+                <w:b/>
+                <w:color w:val="FFFFFF"/>
+                <w:sz w:val="19"/>
+              </w:rPr>
+              <w:t>なまえ</w:t>
+            </w:r>
+          </w:p>
+        </w:tc>
+        <w:tc>
+          <w:tcPr>
+            <w:tcW w:type="dxa" w:w="964"/>
+            <w:vAlign w:val="center"/>
+            <w:shd w:val="clear" w:color="auto" w:fill="1F3A5F"/>
+          </w:tcPr>
+          <w:p>
+            <w:pPr>
+              <w:jc w:val="center"/>
+            </w:pPr>
+            <w:r/>
+            <w:r>
+              <w:rPr>
+                <w:rFonts w:ascii="Meiryo" w:hAnsi="Meiryo" w:eastAsia="Meiryo"/>
+                <w:b/>
+                <w:color w:val="FFFFFF"/>
+                <w:sz w:val="19"/>
+              </w:rPr>
+              <w:t>タイプ</w:t>
+            </w:r>
+          </w:p>
+        </w:tc>
+        <w:tc>
+          <w:tcPr>
+            <w:tcW w:type="dxa" w:w="624"/>
             <w:vAlign w:val="center"/>
             <w:shd w:val="clear" w:color="auto" w:fill="1F3A5F"/>
           </w:tcPr>
@@ -930,7 +987,7 @@
         </w:tc>
         <w:tc>
           <w:tcPr>
-            <w:tcW w:type="dxa" w:w="1814"/>
+            <w:tcW w:type="dxa" w:w="1701"/>
             <w:vAlign w:val="center"/>
             <w:shd w:val="clear" w:color="auto" w:fill="1F3A5F"/>
           </w:tcPr>
@@ -946,13 +1003,15 @@
                 <w:color w:val="FFFFFF"/>
                 <w:sz w:val="19"/>
               </w:rPr>
-              <w:t>最大ダメージ</w:t>
+              <w:t>ワザ1</w:t>
+              <w:br/>
+              <w:t>（エネ1個）</w:t>
             </w:r>
           </w:p>
         </w:tc>
         <w:tc>
           <w:tcPr>
-            <w:tcW w:type="dxa" w:w="1474"/>
+            <w:tcW w:type="dxa" w:w="1928"/>
             <w:vAlign w:val="center"/>
             <w:shd w:val="clear" w:color="auto" w:fill="1F3A5F"/>
           </w:tcPr>
@@ -968,13 +1027,15 @@
                 <w:color w:val="FFFFFF"/>
                 <w:sz w:val="19"/>
               </w:rPr>
-              <w:t>効果の点</w:t>
+              <w:t>ワザ2</w:t>
+              <w:br/>
+              <w:t>（エネ2個）</w:t>
             </w:r>
           </w:p>
         </w:tc>
         <w:tc>
           <w:tcPr>
-            <w:tcW w:type="dxa" w:w="1474"/>
+            <w:tcW w:type="dxa" w:w="737"/>
             <w:vAlign w:val="center"/>
             <w:shd w:val="clear" w:color="auto" w:fill="1F3A5F"/>
           </w:tcPr>
@@ -996,7 +1057,7 @@
         </w:tc>
         <w:tc>
           <w:tcPr>
-            <w:tcW w:type="dxa" w:w="1361"/>
+            <w:tcW w:type="dxa" w:w="1814"/>
             <w:vAlign w:val="center"/>
             <w:shd w:val="clear" w:color="auto" w:fill="1F3A5F"/>
           </w:tcPr>
@@ -1012,7 +1073,7 @@
                 <w:color w:val="FFFFFF"/>
                 <w:sz w:val="19"/>
               </w:rPr>
-              <w:t>ランク</w:t>
+              <w:t>イメージ</w:t>
             </w:r>
           </w:p>
         </w:tc>
@@ -1020,7 +1081,7 @@
       <w:tr>
         <w:tc>
           <w:tcPr>
-            <w:tcW w:type="dxa" w:w="2948"/>
+            <w:tcW w:type="dxa" w:w="850"/>
             <w:vAlign w:val="center"/>
             <w:shd w:val="clear" w:color="auto" w:fill="E8EEF5"/>
           </w:tcPr>
@@ -1032,13 +1093,364 @@
                 <w:b/>
                 <w:sz w:val="19"/>
               </w:rPr>
+              <w:t>A</w:t>
+            </w:r>
+          </w:p>
+        </w:tc>
+        <w:tc>
+          <w:tcPr>
+            <w:tcW w:type="dxa" w:w="1701"/>
+            <w:vAlign w:val="center"/>
+          </w:tcPr>
+          <w:p>
+            <w:r/>
+            <w:r>
+              <w:rPr>
+                <w:rFonts w:ascii="Meiryo" w:hAnsi="Meiryo" w:eastAsia="Meiryo"/>
+                <w:b w:val="0"/>
+                <w:sz w:val="19"/>
+              </w:rPr>
+              <w:t>ばくえんリュウ</w:t>
+            </w:r>
+          </w:p>
+        </w:tc>
+        <w:tc>
+          <w:tcPr>
+            <w:tcW w:type="dxa" w:w="964"/>
+            <w:vAlign w:val="center"/>
+          </w:tcPr>
+          <w:p>
+            <w:pPr>
+              <w:jc w:val="center"/>
+            </w:pPr>
+            <w:r/>
+            <w:r>
+              <w:rPr>
+                <w:rFonts w:ascii="Meiryo" w:hAnsi="Meiryo" w:eastAsia="Meiryo"/>
+                <w:b w:val="0"/>
+                <w:sz w:val="19"/>
+              </w:rPr>
+              <w:t>ほのお</w:t>
+            </w:r>
+          </w:p>
+        </w:tc>
+        <w:tc>
+          <w:tcPr>
+            <w:tcW w:type="dxa" w:w="624"/>
+            <w:vAlign w:val="center"/>
+          </w:tcPr>
+          <w:p>
+            <w:pPr>
+              <w:jc w:val="center"/>
+            </w:pPr>
+            <w:r/>
+            <w:r>
+              <w:rPr>
+                <w:rFonts w:ascii="Meiryo" w:hAnsi="Meiryo" w:eastAsia="Meiryo"/>
+                <w:b w:val="0"/>
+                <w:sz w:val="19"/>
+              </w:rPr>
+              <w:t>90</w:t>
+            </w:r>
+          </w:p>
+        </w:tc>
+        <w:tc>
+          <w:tcPr>
+            <w:tcW w:type="dxa" w:w="1701"/>
+            <w:vAlign w:val="center"/>
+          </w:tcPr>
+          <w:p>
+            <w:pPr>
+              <w:jc w:val="center"/>
+            </w:pPr>
+            <w:r/>
+            <w:r>
+              <w:rPr>
+                <w:rFonts w:ascii="Meiryo" w:hAnsi="Meiryo" w:eastAsia="Meiryo"/>
+                <w:b w:val="0"/>
+                <w:sz w:val="19"/>
+              </w:rPr>
+              <w:t>ひのたま　30</w:t>
+            </w:r>
+          </w:p>
+        </w:tc>
+        <w:tc>
+          <w:tcPr>
+            <w:tcW w:type="dxa" w:w="1928"/>
+            <w:vAlign w:val="center"/>
+          </w:tcPr>
+          <w:p>
+            <w:pPr>
+              <w:jc w:val="center"/>
+            </w:pPr>
+            <w:r/>
+            <w:r>
+              <w:rPr>
+                <w:rFonts w:ascii="Meiryo" w:hAnsi="Meiryo" w:eastAsia="Meiryo"/>
+                <w:b w:val="0"/>
+                <w:sz w:val="19"/>
+              </w:rPr>
+              <w:t>だいもんじ　60</w:t>
+            </w:r>
+          </w:p>
+        </w:tc>
+        <w:tc>
+          <w:tcPr>
+            <w:tcW w:type="dxa" w:w="737"/>
+            <w:vAlign w:val="center"/>
+          </w:tcPr>
+          <w:p>
+            <w:pPr>
+              <w:jc w:val="center"/>
+            </w:pPr>
+            <w:r/>
+            <w:r>
+              <w:rPr>
+                <w:rFonts w:ascii="Meiryo" w:hAnsi="Meiryo" w:eastAsia="Meiryo"/>
+                <w:b w:val="0"/>
+                <w:sz w:val="19"/>
+              </w:rPr>
+              <w:t>15</w:t>
+            </w:r>
+          </w:p>
+        </w:tc>
+        <w:tc>
+          <w:tcPr>
+            <w:tcW w:type="dxa" w:w="1814"/>
+            <w:vAlign w:val="center"/>
+          </w:tcPr>
+          <w:p>
+            <w:pPr>
+              <w:jc w:val="center"/>
+            </w:pPr>
+            <w:r/>
+            <w:r>
+              <w:rPr>
+                <w:rFonts w:ascii="Meiryo" w:hAnsi="Meiryo" w:eastAsia="Meiryo"/>
+                <w:b w:val="0"/>
+                <w:sz w:val="19"/>
+              </w:rPr>
+              <w:t>炎をまとった大きなドラゴン。火山のてっぺん</w:t>
+            </w:r>
+          </w:p>
+        </w:tc>
+      </w:tr>
+      <w:tr>
+        <w:tc>
+          <w:tcPr>
+            <w:tcW w:type="dxa" w:w="850"/>
+            <w:vAlign w:val="center"/>
+            <w:shd w:val="clear" w:color="auto" w:fill="E8EEF5"/>
+          </w:tcPr>
+          <w:p>
+            <w:r/>
+            <w:r>
+              <w:rPr>
+                <w:rFonts w:ascii="Meiryo" w:hAnsi="Meiryo" w:eastAsia="Meiryo"/>
+                <w:b/>
+                <w:sz w:val="19"/>
+              </w:rPr>
+              <w:t>A</w:t>
+            </w:r>
+          </w:p>
+        </w:tc>
+        <w:tc>
+          <w:tcPr>
+            <w:tcW w:type="dxa" w:w="1701"/>
+            <w:vAlign w:val="center"/>
+          </w:tcPr>
+          <w:p>
+            <w:r/>
+            <w:r>
+              <w:rPr>
+                <w:rFonts w:ascii="Meiryo" w:hAnsi="Meiryo" w:eastAsia="Meiryo"/>
+                <w:b w:val="0"/>
+                <w:sz w:val="19"/>
+              </w:rPr>
+              <w:t>あらしクジラ</w:t>
+            </w:r>
+          </w:p>
+        </w:tc>
+        <w:tc>
+          <w:tcPr>
+            <w:tcW w:type="dxa" w:w="964"/>
+            <w:vAlign w:val="center"/>
+          </w:tcPr>
+          <w:p>
+            <w:pPr>
+              <w:jc w:val="center"/>
+            </w:pPr>
+            <w:r/>
+            <w:r>
+              <w:rPr>
+                <w:rFonts w:ascii="Meiryo" w:hAnsi="Meiryo" w:eastAsia="Meiryo"/>
+                <w:b w:val="0"/>
+                <w:sz w:val="19"/>
+              </w:rPr>
+              <w:t>みず</w:t>
+            </w:r>
+          </w:p>
+        </w:tc>
+        <w:tc>
+          <w:tcPr>
+            <w:tcW w:type="dxa" w:w="624"/>
+            <w:vAlign w:val="center"/>
+          </w:tcPr>
+          <w:p>
+            <w:pPr>
+              <w:jc w:val="center"/>
+            </w:pPr>
+            <w:r/>
+            <w:r>
+              <w:rPr>
+                <w:rFonts w:ascii="Meiryo" w:hAnsi="Meiryo" w:eastAsia="Meiryo"/>
+                <w:b w:val="0"/>
+                <w:sz w:val="19"/>
+              </w:rPr>
+              <w:t>100</w:t>
+            </w:r>
+          </w:p>
+        </w:tc>
+        <w:tc>
+          <w:tcPr>
+            <w:tcW w:type="dxa" w:w="1701"/>
+            <w:vAlign w:val="center"/>
+          </w:tcPr>
+          <w:p>
+            <w:pPr>
+              <w:jc w:val="center"/>
+            </w:pPr>
+            <w:r/>
+            <w:r>
+              <w:rPr>
+                <w:rFonts w:ascii="Meiryo" w:hAnsi="Meiryo" w:eastAsia="Meiryo"/>
+                <w:b w:val="0"/>
+                <w:sz w:val="19"/>
+              </w:rPr>
+              <w:t>みずしぶき　20</w:t>
+            </w:r>
+          </w:p>
+        </w:tc>
+        <w:tc>
+          <w:tcPr>
+            <w:tcW w:type="dxa" w:w="1928"/>
+            <w:vAlign w:val="center"/>
+          </w:tcPr>
+          <w:p>
+            <w:pPr>
+              <w:jc w:val="center"/>
+            </w:pPr>
+            <w:r/>
+            <w:r>
+              <w:rPr>
+                <w:rFonts w:ascii="Meiryo" w:hAnsi="Meiryo" w:eastAsia="Meiryo"/>
+                <w:b w:val="0"/>
+                <w:sz w:val="19"/>
+              </w:rPr>
+              <w:t>だいこうずい　60</w:t>
+            </w:r>
+          </w:p>
+        </w:tc>
+        <w:tc>
+          <w:tcPr>
+            <w:tcW w:type="dxa" w:w="737"/>
+            <w:vAlign w:val="center"/>
+          </w:tcPr>
+          <w:p>
+            <w:pPr>
+              <w:jc w:val="center"/>
+            </w:pPr>
+            <w:r/>
+            <w:r>
+              <w:rPr>
+                <w:rFonts w:ascii="Meiryo" w:hAnsi="Meiryo" w:eastAsia="Meiryo"/>
+                <w:b w:val="0"/>
+                <w:sz w:val="19"/>
+              </w:rPr>
+              <w:t>16</w:t>
+            </w:r>
+          </w:p>
+        </w:tc>
+        <w:tc>
+          <w:tcPr>
+            <w:tcW w:type="dxa" w:w="1814"/>
+            <w:vAlign w:val="center"/>
+          </w:tcPr>
+          <w:p>
+            <w:pPr>
+              <w:jc w:val="center"/>
+            </w:pPr>
+            <w:r/>
+            <w:r>
+              <w:rPr>
+                <w:rFonts w:ascii="Meiryo" w:hAnsi="Meiryo" w:eastAsia="Meiryo"/>
+                <w:b w:val="0"/>
+                <w:sz w:val="19"/>
+              </w:rPr>
+              <w:t>あらしの海をおよぐ、大きなクジラ</w:t>
+            </w:r>
+          </w:p>
+        </w:tc>
+      </w:tr>
+      <w:tr>
+        <w:tc>
+          <w:tcPr>
+            <w:tcW w:type="dxa" w:w="850"/>
+            <w:vAlign w:val="center"/>
+            <w:shd w:val="clear" w:color="auto" w:fill="E8EEF5"/>
+          </w:tcPr>
+          <w:p>
+            <w:r/>
+            <w:r>
+              <w:rPr>
+                <w:rFonts w:ascii="Meiryo" w:hAnsi="Meiryo" w:eastAsia="Meiryo"/>
+                <w:b/>
+                <w:sz w:val="19"/>
+              </w:rPr>
+              <w:t>B</w:t>
+            </w:r>
+          </w:p>
+        </w:tc>
+        <w:tc>
+          <w:tcPr>
+            <w:tcW w:type="dxa" w:w="1701"/>
+            <w:vAlign w:val="center"/>
+          </w:tcPr>
+          <w:p>
+            <w:r/>
+            <w:r>
+              <w:rPr>
+                <w:rFonts w:ascii="Meiryo" w:hAnsi="Meiryo" w:eastAsia="Meiryo"/>
+                <w:b w:val="0"/>
+                <w:sz w:val="19"/>
+              </w:rPr>
               <w:t>ひふきトカゲ</w:t>
             </w:r>
           </w:p>
         </w:tc>
         <w:tc>
           <w:tcPr>
-            <w:tcW w:type="dxa" w:w="1247"/>
+            <w:tcW w:type="dxa" w:w="964"/>
+            <w:vAlign w:val="center"/>
+          </w:tcPr>
+          <w:p>
+            <w:pPr>
+              <w:jc w:val="center"/>
+            </w:pPr>
+            <w:r/>
+            <w:r>
+              <w:rPr>
+                <w:rFonts w:ascii="Meiryo" w:hAnsi="Meiryo" w:eastAsia="Meiryo"/>
+                <w:b w:val="0"/>
+                <w:sz w:val="19"/>
+              </w:rPr>
+              <w:t>ほのお</w:t>
+            </w:r>
+          </w:p>
+        </w:tc>
+        <w:tc>
+          <w:tcPr>
+            <w:tcW w:type="dxa" w:w="624"/>
             <w:vAlign w:val="center"/>
           </w:tcPr>
           <w:p>
@@ -1058,7 +1470,458 @@
         </w:tc>
         <w:tc>
           <w:tcPr>
+            <w:tcW w:type="dxa" w:w="1701"/>
+            <w:vAlign w:val="center"/>
+          </w:tcPr>
+          <w:p>
+            <w:pPr>
+              <w:jc w:val="center"/>
+            </w:pPr>
+            <w:r/>
+            <w:r>
+              <w:rPr>
+                <w:rFonts w:ascii="Meiryo" w:hAnsi="Meiryo" w:eastAsia="Meiryo"/>
+                <w:b w:val="0"/>
+                <w:sz w:val="19"/>
+              </w:rPr>
+              <w:t>ひのこ　20</w:t>
+            </w:r>
+          </w:p>
+        </w:tc>
+        <w:tc>
+          <w:tcPr>
+            <w:tcW w:type="dxa" w:w="1928"/>
+            <w:vAlign w:val="center"/>
+          </w:tcPr>
+          <w:p>
+            <w:pPr>
+              <w:jc w:val="center"/>
+            </w:pPr>
+            <w:r/>
+            <w:r>
+              <w:rPr>
+                <w:rFonts w:ascii="Meiryo" w:hAnsi="Meiryo" w:eastAsia="Meiryo"/>
+                <w:b w:val="0"/>
+                <w:sz w:val="19"/>
+              </w:rPr>
+              <w:t>ほのおのしっぽ　50</w:t>
+            </w:r>
+          </w:p>
+        </w:tc>
+        <w:tc>
+          <w:tcPr>
+            <w:tcW w:type="dxa" w:w="737"/>
+            <w:vAlign w:val="center"/>
+          </w:tcPr>
+          <w:p>
+            <w:pPr>
+              <w:jc w:val="center"/>
+            </w:pPr>
+            <w:r/>
+            <w:r>
+              <w:rPr>
+                <w:rFonts w:ascii="Meiryo" w:hAnsi="Meiryo" w:eastAsia="Meiryo"/>
+                <w:b w:val="0"/>
+                <w:sz w:val="19"/>
+              </w:rPr>
+              <w:t>11</w:t>
+            </w:r>
+          </w:p>
+        </w:tc>
+        <w:tc>
+          <w:tcPr>
             <w:tcW w:type="dxa" w:w="1814"/>
+            <w:vAlign w:val="center"/>
+          </w:tcPr>
+          <w:p>
+            <w:pPr>
+              <w:jc w:val="center"/>
+            </w:pPr>
+            <w:r/>
+            <w:r>
+              <w:rPr>
+                <w:rFonts w:ascii="Meiryo" w:hAnsi="Meiryo" w:eastAsia="Meiryo"/>
+                <w:b w:val="0"/>
+                <w:sz w:val="19"/>
+              </w:rPr>
+              <w:t>しっぽに火のついたトカゲ（作成ずみ）</w:t>
+            </w:r>
+          </w:p>
+        </w:tc>
+      </w:tr>
+      <w:tr>
+        <w:tc>
+          <w:tcPr>
+            <w:tcW w:type="dxa" w:w="850"/>
+            <w:vAlign w:val="center"/>
+            <w:shd w:val="clear" w:color="auto" w:fill="E8EEF5"/>
+          </w:tcPr>
+          <w:p>
+            <w:r/>
+            <w:r>
+              <w:rPr>
+                <w:rFonts w:ascii="Meiryo" w:hAnsi="Meiryo" w:eastAsia="Meiryo"/>
+                <w:b/>
+                <w:sz w:val="19"/>
+              </w:rPr>
+              <w:t>B</w:t>
+            </w:r>
+          </w:p>
+        </w:tc>
+        <w:tc>
+          <w:tcPr>
+            <w:tcW w:type="dxa" w:w="1701"/>
+            <w:vAlign w:val="center"/>
+          </w:tcPr>
+          <w:p>
+            <w:r/>
+            <w:r>
+              <w:rPr>
+                <w:rFonts w:ascii="Meiryo" w:hAnsi="Meiryo" w:eastAsia="Meiryo"/>
+                <w:b w:val="0"/>
+                <w:sz w:val="19"/>
+              </w:rPr>
+              <w:t>あめふりガエル</w:t>
+            </w:r>
+          </w:p>
+        </w:tc>
+        <w:tc>
+          <w:tcPr>
+            <w:tcW w:type="dxa" w:w="964"/>
+            <w:vAlign w:val="center"/>
+          </w:tcPr>
+          <w:p>
+            <w:pPr>
+              <w:jc w:val="center"/>
+            </w:pPr>
+            <w:r/>
+            <w:r>
+              <w:rPr>
+                <w:rFonts w:ascii="Meiryo" w:hAnsi="Meiryo" w:eastAsia="Meiryo"/>
+                <w:b w:val="0"/>
+                <w:sz w:val="19"/>
+              </w:rPr>
+              <w:t>みず</w:t>
+            </w:r>
+          </w:p>
+        </w:tc>
+        <w:tc>
+          <w:tcPr>
+            <w:tcW w:type="dxa" w:w="624"/>
+            <w:vAlign w:val="center"/>
+          </w:tcPr>
+          <w:p>
+            <w:pPr>
+              <w:jc w:val="center"/>
+            </w:pPr>
+            <w:r/>
+            <w:r>
+              <w:rPr>
+                <w:rFonts w:ascii="Meiryo" w:hAnsi="Meiryo" w:eastAsia="Meiryo"/>
+                <w:b w:val="0"/>
+                <w:sz w:val="19"/>
+              </w:rPr>
+              <w:t>70</w:t>
+            </w:r>
+          </w:p>
+        </w:tc>
+        <w:tc>
+          <w:tcPr>
+            <w:tcW w:type="dxa" w:w="1701"/>
+            <w:vAlign w:val="center"/>
+          </w:tcPr>
+          <w:p>
+            <w:pPr>
+              <w:jc w:val="center"/>
+            </w:pPr>
+            <w:r/>
+            <w:r>
+              <w:rPr>
+                <w:rFonts w:ascii="Meiryo" w:hAnsi="Meiryo" w:eastAsia="Meiryo"/>
+                <w:b w:val="0"/>
+                <w:sz w:val="19"/>
+              </w:rPr>
+              <w:t>みずでっぽう　20</w:t>
+            </w:r>
+          </w:p>
+        </w:tc>
+        <w:tc>
+          <w:tcPr>
+            <w:tcW w:type="dxa" w:w="1928"/>
+            <w:vAlign w:val="center"/>
+          </w:tcPr>
+          <w:p>
+            <w:pPr>
+              <w:jc w:val="center"/>
+            </w:pPr>
+            <w:r/>
+            <w:r>
+              <w:rPr>
+                <w:rFonts w:ascii="Meiryo" w:hAnsi="Meiryo" w:eastAsia="Meiryo"/>
+                <w:b w:val="0"/>
+                <w:sz w:val="19"/>
+              </w:rPr>
+              <w:t>ずぶぬれ　50</w:t>
+            </w:r>
+          </w:p>
+        </w:tc>
+        <w:tc>
+          <w:tcPr>
+            <w:tcW w:type="dxa" w:w="737"/>
+            <w:vAlign w:val="center"/>
+          </w:tcPr>
+          <w:p>
+            <w:pPr>
+              <w:jc w:val="center"/>
+            </w:pPr>
+            <w:r/>
+            <w:r>
+              <w:rPr>
+                <w:rFonts w:ascii="Meiryo" w:hAnsi="Meiryo" w:eastAsia="Meiryo"/>
+                <w:b w:val="0"/>
+                <w:sz w:val="19"/>
+              </w:rPr>
+              <w:t>12</w:t>
+            </w:r>
+          </w:p>
+        </w:tc>
+        <w:tc>
+          <w:tcPr>
+            <w:tcW w:type="dxa" w:w="1814"/>
+            <w:vAlign w:val="center"/>
+          </w:tcPr>
+          <w:p>
+            <w:pPr>
+              <w:jc w:val="center"/>
+            </w:pPr>
+            <w:r/>
+            <w:r>
+              <w:rPr>
+                <w:rFonts w:ascii="Meiryo" w:hAnsi="Meiryo" w:eastAsia="Meiryo"/>
+                <w:b w:val="0"/>
+                <w:sz w:val="19"/>
+              </w:rPr>
+              <w:t>頭に水たまりをのせたカエル（作成ずみ）</w:t>
+            </w:r>
+          </w:p>
+        </w:tc>
+      </w:tr>
+      <w:tr>
+        <w:tc>
+          <w:tcPr>
+            <w:tcW w:type="dxa" w:w="850"/>
+            <w:vAlign w:val="center"/>
+            <w:shd w:val="clear" w:color="auto" w:fill="E8EEF5"/>
+          </w:tcPr>
+          <w:p>
+            <w:r/>
+            <w:r>
+              <w:rPr>
+                <w:rFonts w:ascii="Meiryo" w:hAnsi="Meiryo" w:eastAsia="Meiryo"/>
+                <w:b/>
+                <w:sz w:val="19"/>
+              </w:rPr>
+              <w:t>B</w:t>
+            </w:r>
+          </w:p>
+        </w:tc>
+        <w:tc>
+          <w:tcPr>
+            <w:tcW w:type="dxa" w:w="1701"/>
+            <w:vAlign w:val="center"/>
+          </w:tcPr>
+          <w:p>
+            <w:r/>
+            <w:r>
+              <w:rPr>
+                <w:rFonts w:ascii="Meiryo" w:hAnsi="Meiryo" w:eastAsia="Meiryo"/>
+                <w:b w:val="0"/>
+                <w:sz w:val="19"/>
+              </w:rPr>
+              <w:t>はっぱウサギ</w:t>
+            </w:r>
+          </w:p>
+        </w:tc>
+        <w:tc>
+          <w:tcPr>
+            <w:tcW w:type="dxa" w:w="964"/>
+            <w:vAlign w:val="center"/>
+          </w:tcPr>
+          <w:p>
+            <w:pPr>
+              <w:jc w:val="center"/>
+            </w:pPr>
+            <w:r/>
+            <w:r>
+              <w:rPr>
+                <w:rFonts w:ascii="Meiryo" w:hAnsi="Meiryo" w:eastAsia="Meiryo"/>
+                <w:b w:val="0"/>
+                <w:sz w:val="19"/>
+              </w:rPr>
+              <w:t>くさ</w:t>
+            </w:r>
+          </w:p>
+        </w:tc>
+        <w:tc>
+          <w:tcPr>
+            <w:tcW w:type="dxa" w:w="624"/>
+            <w:vAlign w:val="center"/>
+          </w:tcPr>
+          <w:p>
+            <w:pPr>
+              <w:jc w:val="center"/>
+            </w:pPr>
+            <w:r/>
+            <w:r>
+              <w:rPr>
+                <w:rFonts w:ascii="Meiryo" w:hAnsi="Meiryo" w:eastAsia="Meiryo"/>
+                <w:b w:val="0"/>
+                <w:sz w:val="19"/>
+              </w:rPr>
+              <w:t>60</w:t>
+            </w:r>
+          </w:p>
+        </w:tc>
+        <w:tc>
+          <w:tcPr>
+            <w:tcW w:type="dxa" w:w="1701"/>
+            <w:vAlign w:val="center"/>
+          </w:tcPr>
+          <w:p>
+            <w:pPr>
+              <w:jc w:val="center"/>
+            </w:pPr>
+            <w:r/>
+            <w:r>
+              <w:rPr>
+                <w:rFonts w:ascii="Meiryo" w:hAnsi="Meiryo" w:eastAsia="Meiryo"/>
+                <w:b w:val="0"/>
+                <w:sz w:val="19"/>
+              </w:rPr>
+              <w:t>はっぱカッター　20</w:t>
+            </w:r>
+          </w:p>
+        </w:tc>
+        <w:tc>
+          <w:tcPr>
+            <w:tcW w:type="dxa" w:w="1928"/>
+            <w:vAlign w:val="center"/>
+          </w:tcPr>
+          <w:p>
+            <w:pPr>
+              <w:jc w:val="center"/>
+            </w:pPr>
+            <w:r/>
+            <w:r>
+              <w:rPr>
+                <w:rFonts w:ascii="Meiryo" w:hAnsi="Meiryo" w:eastAsia="Meiryo"/>
+                <w:b w:val="0"/>
+                <w:sz w:val="19"/>
+              </w:rPr>
+              <w:t>ふわタックル　50</w:t>
+            </w:r>
+          </w:p>
+        </w:tc>
+        <w:tc>
+          <w:tcPr>
+            <w:tcW w:type="dxa" w:w="737"/>
+            <w:vAlign w:val="center"/>
+          </w:tcPr>
+          <w:p>
+            <w:pPr>
+              <w:jc w:val="center"/>
+            </w:pPr>
+            <w:r/>
+            <w:r>
+              <w:rPr>
+                <w:rFonts w:ascii="Meiryo" w:hAnsi="Meiryo" w:eastAsia="Meiryo"/>
+                <w:b w:val="0"/>
+                <w:sz w:val="19"/>
+              </w:rPr>
+              <w:t>11</w:t>
+            </w:r>
+          </w:p>
+        </w:tc>
+        <w:tc>
+          <w:tcPr>
+            <w:tcW w:type="dxa" w:w="1814"/>
+            <w:vAlign w:val="center"/>
+          </w:tcPr>
+          <w:p>
+            <w:pPr>
+              <w:jc w:val="center"/>
+            </w:pPr>
+            <w:r/>
+            <w:r>
+              <w:rPr>
+                <w:rFonts w:ascii="Meiryo" w:hAnsi="Meiryo" w:eastAsia="Meiryo"/>
+                <w:b w:val="0"/>
+                <w:sz w:val="19"/>
+              </w:rPr>
+              <w:t>耳がはっぱのウサギ（作成ずみ）</w:t>
+            </w:r>
+          </w:p>
+        </w:tc>
+      </w:tr>
+      <w:tr>
+        <w:tc>
+          <w:tcPr>
+            <w:tcW w:type="dxa" w:w="850"/>
+            <w:vAlign w:val="center"/>
+            <w:shd w:val="clear" w:color="auto" w:fill="E8EEF5"/>
+          </w:tcPr>
+          <w:p>
+            <w:r/>
+            <w:r>
+              <w:rPr>
+                <w:rFonts w:ascii="Meiryo" w:hAnsi="Meiryo" w:eastAsia="Meiryo"/>
+                <w:b/>
+                <w:sz w:val="19"/>
+              </w:rPr>
+              <w:t>C</w:t>
+            </w:r>
+          </w:p>
+        </w:tc>
+        <w:tc>
+          <w:tcPr>
+            <w:tcW w:type="dxa" w:w="1701"/>
+            <w:vAlign w:val="center"/>
+          </w:tcPr>
+          <w:p>
+            <w:r/>
+            <w:r>
+              <w:rPr>
+                <w:rFonts w:ascii="Meiryo" w:hAnsi="Meiryo" w:eastAsia="Meiryo"/>
+                <w:b w:val="0"/>
+                <w:sz w:val="19"/>
+              </w:rPr>
+              <w:t>ちびキツネ</w:t>
+            </w:r>
+          </w:p>
+        </w:tc>
+        <w:tc>
+          <w:tcPr>
+            <w:tcW w:type="dxa" w:w="964"/>
+            <w:vAlign w:val="center"/>
+          </w:tcPr>
+          <w:p>
+            <w:pPr>
+              <w:jc w:val="center"/>
+            </w:pPr>
+            <w:r/>
+            <w:r>
+              <w:rPr>
+                <w:rFonts w:ascii="Meiryo" w:hAnsi="Meiryo" w:eastAsia="Meiryo"/>
+                <w:b w:val="0"/>
+                <w:sz w:val="19"/>
+              </w:rPr>
+              <w:t>ほのお</w:t>
+            </w:r>
+          </w:p>
+        </w:tc>
+        <w:tc>
+          <w:tcPr>
+            <w:tcW w:type="dxa" w:w="624"/>
             <w:vAlign w:val="center"/>
           </w:tcPr>
           <w:p>
@@ -1078,7 +1941,7 @@
         </w:tc>
         <w:tc>
           <w:tcPr>
-            <w:tcW w:type="dxa" w:w="1474"/>
+            <w:tcW w:type="dxa" w:w="1701"/>
             <w:vAlign w:val="center"/>
           </w:tcPr>
           <w:p>
@@ -1092,13 +1955,13 @@
                 <w:b w:val="0"/>
                 <w:sz w:val="19"/>
               </w:rPr>
-              <w:t>0</w:t>
+              <w:t>ぽっぽひ　10</w:t>
             </w:r>
           </w:p>
         </w:tc>
         <w:tc>
           <w:tcPr>
-            <w:tcW w:type="dxa" w:w="1474"/>
+            <w:tcW w:type="dxa" w:w="1928"/>
             <w:vAlign w:val="center"/>
           </w:tcPr>
           <w:p>
@@ -1112,13 +1975,13 @@
                 <w:b w:val="0"/>
                 <w:sz w:val="19"/>
               </w:rPr>
-              <w:t>11</w:t>
+              <w:t>ほのおダッシュ　30</w:t>
             </w:r>
           </w:p>
         </w:tc>
         <w:tc>
           <w:tcPr>
-            <w:tcW w:type="dxa" w:w="1361"/>
+            <w:tcW w:type="dxa" w:w="737"/>
             <w:vAlign w:val="center"/>
           </w:tcPr>
           <w:p>
@@ -1132,47 +1995,7 @@
                 <w:b w:val="0"/>
                 <w:sz w:val="19"/>
               </w:rPr>
-              <w:t>B</w:t>
-            </w:r>
-          </w:p>
-        </w:tc>
-      </w:tr>
-      <w:tr>
-        <w:tc>
-          <w:tcPr>
-            <w:tcW w:type="dxa" w:w="2948"/>
-            <w:vAlign w:val="center"/>
-            <w:shd w:val="clear" w:color="auto" w:fill="E8EEF5"/>
-          </w:tcPr>
-          <w:p>
-            <w:r/>
-            <w:r>
-              <w:rPr>
-                <w:rFonts w:ascii="Meiryo" w:hAnsi="Meiryo" w:eastAsia="Meiryo"/>
-                <w:b/>
-                <w:sz w:val="19"/>
-              </w:rPr>
-              <w:t>あめふりガエル</w:t>
-            </w:r>
-          </w:p>
-        </w:tc>
-        <w:tc>
-          <w:tcPr>
-            <w:tcW w:type="dxa" w:w="1247"/>
-            <w:vAlign w:val="center"/>
-          </w:tcPr>
-          <w:p>
-            <w:pPr>
-              <w:jc w:val="center"/>
-            </w:pPr>
-            <w:r/>
-            <w:r>
-              <w:rPr>
-                <w:rFonts w:ascii="Meiryo" w:hAnsi="Meiryo" w:eastAsia="Meiryo"/>
-                <w:b w:val="0"/>
-                <w:sz w:val="19"/>
-              </w:rPr>
-              <w:t>70</w:t>
+              <w:t>8</w:t>
             </w:r>
           </w:p>
         </w:tc>
@@ -1192,13 +2015,50 @@
                 <w:b w:val="0"/>
                 <w:sz w:val="19"/>
               </w:rPr>
-              <w:t>50</w:t>
+              <w:t>しっぽに小さな火がついた子ぎつね</w:t>
+            </w:r>
+          </w:p>
+        </w:tc>
+      </w:tr>
+      <w:tr>
+        <w:tc>
+          <w:tcPr>
+            <w:tcW w:type="dxa" w:w="850"/>
+            <w:vAlign w:val="center"/>
+            <w:shd w:val="clear" w:color="auto" w:fill="E8EEF5"/>
+          </w:tcPr>
+          <w:p>
+            <w:r/>
+            <w:r>
+              <w:rPr>
+                <w:rFonts w:ascii="Meiryo" w:hAnsi="Meiryo" w:eastAsia="Meiryo"/>
+                <w:b/>
+                <w:sz w:val="19"/>
+              </w:rPr>
+              <w:t>C</w:t>
             </w:r>
           </w:p>
         </w:tc>
         <w:tc>
           <w:tcPr>
-            <w:tcW w:type="dxa" w:w="1474"/>
+            <w:tcW w:type="dxa" w:w="1701"/>
+            <w:vAlign w:val="center"/>
+          </w:tcPr>
+          <w:p>
+            <w:r/>
+            <w:r>
+              <w:rPr>
+                <w:rFonts w:ascii="Meiryo" w:hAnsi="Meiryo" w:eastAsia="Meiryo"/>
+                <w:b w:val="0"/>
+                <w:sz w:val="19"/>
+              </w:rPr>
+              <w:t>ちびカメ</w:t>
+            </w:r>
+          </w:p>
+        </w:tc>
+        <w:tc>
+          <w:tcPr>
+            <w:tcW w:type="dxa" w:w="964"/>
             <w:vAlign w:val="center"/>
           </w:tcPr>
           <w:p>
@@ -1212,13 +2072,13 @@
                 <w:b w:val="0"/>
                 <w:sz w:val="19"/>
               </w:rPr>
-              <w:t>0</w:t>
+              <w:t>みず</w:t>
             </w:r>
           </w:p>
         </w:tc>
         <w:tc>
           <w:tcPr>
-            <w:tcW w:type="dxa" w:w="1474"/>
+            <w:tcW w:type="dxa" w:w="624"/>
             <w:vAlign w:val="center"/>
           </w:tcPr>
           <w:p>
@@ -1232,13 +2092,13 @@
                 <w:b w:val="0"/>
                 <w:sz w:val="19"/>
               </w:rPr>
-              <w:t>12</w:t>
+              <w:t>40</w:t>
             </w:r>
           </w:p>
         </w:tc>
         <w:tc>
           <w:tcPr>
-            <w:tcW w:type="dxa" w:w="1361"/>
+            <w:tcW w:type="dxa" w:w="1701"/>
             <w:vAlign w:val="center"/>
           </w:tcPr>
           <w:p>
@@ -1252,7 +2112,67 @@
                 <w:b w:val="0"/>
                 <w:sz w:val="19"/>
               </w:rPr>
-              <w:t>B</w:t>
+              <w:t>あわ　10</w:t>
+            </w:r>
+          </w:p>
+        </w:tc>
+        <w:tc>
+          <w:tcPr>
+            <w:tcW w:type="dxa" w:w="1928"/>
+            <w:vAlign w:val="center"/>
+          </w:tcPr>
+          <w:p>
+            <w:pPr>
+              <w:jc w:val="center"/>
+            </w:pPr>
+            <w:r/>
+            <w:r>
+              <w:rPr>
+                <w:rFonts w:ascii="Meiryo" w:hAnsi="Meiryo" w:eastAsia="Meiryo"/>
+                <w:b w:val="0"/>
+                <w:sz w:val="19"/>
+              </w:rPr>
+              <w:t>ころころタックル　40</w:t>
+            </w:r>
+          </w:p>
+        </w:tc>
+        <w:tc>
+          <w:tcPr>
+            <w:tcW w:type="dxa" w:w="737"/>
+            <w:vAlign w:val="center"/>
+          </w:tcPr>
+          <w:p>
+            <w:pPr>
+              <w:jc w:val="center"/>
+            </w:pPr>
+            <w:r/>
+            <w:r>
+              <w:rPr>
+                <w:rFonts w:ascii="Meiryo" w:hAnsi="Meiryo" w:eastAsia="Meiryo"/>
+                <w:b w:val="0"/>
+                <w:sz w:val="19"/>
+              </w:rPr>
+              <w:t>8</w:t>
+            </w:r>
+          </w:p>
+        </w:tc>
+        <w:tc>
+          <w:tcPr>
+            <w:tcW w:type="dxa" w:w="1814"/>
+            <w:vAlign w:val="center"/>
+          </w:tcPr>
+          <w:p>
+            <w:pPr>
+              <w:jc w:val="center"/>
+            </w:pPr>
+            <w:r/>
+            <w:r>
+              <w:rPr>
+                <w:rFonts w:ascii="Meiryo" w:hAnsi="Meiryo" w:eastAsia="Meiryo"/>
+                <w:b w:val="0"/>
+                <w:sz w:val="19"/>
+              </w:rPr>
+              <w:t>小さなこうらの子ガメ。池のそば</w:t>
             </w:r>
           </w:p>
         </w:tc>
@@ -1260,7 +2180,7 @@
       <w:tr>
         <w:tc>
           <w:tcPr>
-            <w:tcW w:type="dxa" w:w="2948"/>
+            <w:tcW w:type="dxa" w:w="850"/>
             <w:vAlign w:val="center"/>
             <w:shd w:val="clear" w:color="auto" w:fill="E8EEF5"/>
           </w:tcPr>
@@ -1272,13 +2192,207 @@
                 <w:b/>
                 <w:sz w:val="19"/>
               </w:rPr>
-              <w:t>はっぱウサギ</w:t>
+              <w:t>C</w:t>
             </w:r>
           </w:p>
         </w:tc>
         <w:tc>
           <w:tcPr>
-            <w:tcW w:type="dxa" w:w="1247"/>
+            <w:tcW w:type="dxa" w:w="1701"/>
+            <w:vAlign w:val="center"/>
+          </w:tcPr>
+          <w:p>
+            <w:r/>
+            <w:r>
+              <w:rPr>
+                <w:rFonts w:ascii="Meiryo" w:hAnsi="Meiryo" w:eastAsia="Meiryo"/>
+                <w:b w:val="0"/>
+                <w:sz w:val="19"/>
+              </w:rPr>
+              <w:t>きのこぼうず</w:t>
+            </w:r>
+          </w:p>
+        </w:tc>
+        <w:tc>
+          <w:tcPr>
+            <w:tcW w:type="dxa" w:w="964"/>
+            <w:vAlign w:val="center"/>
+          </w:tcPr>
+          <w:p>
+            <w:pPr>
+              <w:jc w:val="center"/>
+            </w:pPr>
+            <w:r/>
+            <w:r>
+              <w:rPr>
+                <w:rFonts w:ascii="Meiryo" w:hAnsi="Meiryo" w:eastAsia="Meiryo"/>
+                <w:b w:val="0"/>
+                <w:sz w:val="19"/>
+              </w:rPr>
+              <w:t>くさ</w:t>
+            </w:r>
+          </w:p>
+        </w:tc>
+        <w:tc>
+          <w:tcPr>
+            <w:tcW w:type="dxa" w:w="624"/>
+            <w:vAlign w:val="center"/>
+          </w:tcPr>
+          <w:p>
+            <w:pPr>
+              <w:jc w:val="center"/>
+            </w:pPr>
+            <w:r/>
+            <w:r>
+              <w:rPr>
+                <w:rFonts w:ascii="Meiryo" w:hAnsi="Meiryo" w:eastAsia="Meiryo"/>
+                <w:b w:val="0"/>
+                <w:sz w:val="19"/>
+              </w:rPr>
+              <w:t>50</w:t>
+            </w:r>
+          </w:p>
+        </w:tc>
+        <w:tc>
+          <w:tcPr>
+            <w:tcW w:type="dxa" w:w="1701"/>
+            <w:vAlign w:val="center"/>
+          </w:tcPr>
+          <w:p>
+            <w:pPr>
+              <w:jc w:val="center"/>
+            </w:pPr>
+            <w:r/>
+            <w:r>
+              <w:rPr>
+                <w:rFonts w:ascii="Meiryo" w:hAnsi="Meiryo" w:eastAsia="Meiryo"/>
+                <w:b w:val="0"/>
+                <w:sz w:val="19"/>
+              </w:rPr>
+              <w:t>ぽふぽふ　10</w:t>
+            </w:r>
+          </w:p>
+        </w:tc>
+        <w:tc>
+          <w:tcPr>
+            <w:tcW w:type="dxa" w:w="1928"/>
+            <w:vAlign w:val="center"/>
+          </w:tcPr>
+          <w:p>
+            <w:pPr>
+              <w:jc w:val="center"/>
+            </w:pPr>
+            <w:r/>
+            <w:r>
+              <w:rPr>
+                <w:rFonts w:ascii="Meiryo" w:hAnsi="Meiryo" w:eastAsia="Meiryo"/>
+                <w:b w:val="0"/>
+                <w:sz w:val="19"/>
+              </w:rPr>
+              <w:t>ほうしこうげき　30</w:t>
+            </w:r>
+          </w:p>
+        </w:tc>
+        <w:tc>
+          <w:tcPr>
+            <w:tcW w:type="dxa" w:w="737"/>
+            <w:vAlign w:val="center"/>
+          </w:tcPr>
+          <w:p>
+            <w:pPr>
+              <w:jc w:val="center"/>
+            </w:pPr>
+            <w:r/>
+            <w:r>
+              <w:rPr>
+                <w:rFonts w:ascii="Meiryo" w:hAnsi="Meiryo" w:eastAsia="Meiryo"/>
+                <w:b w:val="0"/>
+                <w:sz w:val="19"/>
+              </w:rPr>
+              <w:t>8</w:t>
+            </w:r>
+          </w:p>
+        </w:tc>
+        <w:tc>
+          <w:tcPr>
+            <w:tcW w:type="dxa" w:w="1814"/>
+            <w:vAlign w:val="center"/>
+          </w:tcPr>
+          <w:p>
+            <w:pPr>
+              <w:jc w:val="center"/>
+            </w:pPr>
+            <w:r/>
+            <w:r>
+              <w:rPr>
+                <w:rFonts w:ascii="Meiryo" w:hAnsi="Meiryo" w:eastAsia="Meiryo"/>
+                <w:b w:val="0"/>
+                <w:sz w:val="19"/>
+              </w:rPr>
+              <w:t>かさに水玉もようのちいさなきのこ</w:t>
+            </w:r>
+          </w:p>
+        </w:tc>
+      </w:tr>
+      <w:tr>
+        <w:tc>
+          <w:tcPr>
+            <w:tcW w:type="dxa" w:w="850"/>
+            <w:vAlign w:val="center"/>
+            <w:shd w:val="clear" w:color="auto" w:fill="E8EEF5"/>
+          </w:tcPr>
+          <w:p>
+            <w:r/>
+            <w:r>
+              <w:rPr>
+                <w:rFonts w:ascii="Meiryo" w:hAnsi="Meiryo" w:eastAsia="Meiryo"/>
+                <w:b/>
+                <w:sz w:val="19"/>
+              </w:rPr>
+              <w:t>C</w:t>
+            </w:r>
+          </w:p>
+        </w:tc>
+        <w:tc>
+          <w:tcPr>
+            <w:tcW w:type="dxa" w:w="1701"/>
+            <w:vAlign w:val="center"/>
+          </w:tcPr>
+          <w:p>
+            <w:r/>
+            <w:r>
+              <w:rPr>
+                <w:rFonts w:ascii="Meiryo" w:hAnsi="Meiryo" w:eastAsia="Meiryo"/>
+                <w:b w:val="0"/>
+                <w:sz w:val="19"/>
+              </w:rPr>
+              <w:t>ひまわりヒヨコ</w:t>
+            </w:r>
+          </w:p>
+        </w:tc>
+        <w:tc>
+          <w:tcPr>
+            <w:tcW w:type="dxa" w:w="964"/>
+            <w:vAlign w:val="center"/>
+          </w:tcPr>
+          <w:p>
+            <w:pPr>
+              <w:jc w:val="center"/>
+            </w:pPr>
+            <w:r/>
+            <w:r>
+              <w:rPr>
+                <w:rFonts w:ascii="Meiryo" w:hAnsi="Meiryo" w:eastAsia="Meiryo"/>
+                <w:b w:val="0"/>
+                <w:sz w:val="19"/>
+              </w:rPr>
+              <w:t>くさ</w:t>
+            </w:r>
+          </w:p>
+        </w:tc>
+        <w:tc>
+          <w:tcPr>
+            <w:tcW w:type="dxa" w:w="624"/>
             <w:vAlign w:val="center"/>
           </w:tcPr>
           <w:p>
@@ -1298,6 +2412,66 @@
         </w:tc>
         <w:tc>
           <w:tcPr>
+            <w:tcW w:type="dxa" w:w="1701"/>
+            <w:vAlign w:val="center"/>
+          </w:tcPr>
+          <w:p>
+            <w:pPr>
+              <w:jc w:val="center"/>
+            </w:pPr>
+            <w:r/>
+            <w:r>
+              <w:rPr>
+                <w:rFonts w:ascii="Meiryo" w:hAnsi="Meiryo" w:eastAsia="Meiryo"/>
+                <w:b w:val="0"/>
+                <w:sz w:val="19"/>
+              </w:rPr>
+              <w:t>つつく　10</w:t>
+            </w:r>
+          </w:p>
+        </w:tc>
+        <w:tc>
+          <w:tcPr>
+            <w:tcW w:type="dxa" w:w="1928"/>
+            <w:vAlign w:val="center"/>
+          </w:tcPr>
+          <w:p>
+            <w:pPr>
+              <w:jc w:val="center"/>
+            </w:pPr>
+            <w:r/>
+            <w:r>
+              <w:rPr>
+                <w:rFonts w:ascii="Meiryo" w:hAnsi="Meiryo" w:eastAsia="Meiryo"/>
+                <w:b w:val="0"/>
+                <w:sz w:val="19"/>
+              </w:rPr>
+              <w:t>ひかりのたね　30</w:t>
+            </w:r>
+          </w:p>
+        </w:tc>
+        <w:tc>
+          <w:tcPr>
+            <w:tcW w:type="dxa" w:w="737"/>
+            <w:vAlign w:val="center"/>
+          </w:tcPr>
+          <w:p>
+            <w:pPr>
+              <w:jc w:val="center"/>
+            </w:pPr>
+            <w:r/>
+            <w:r>
+              <w:rPr>
+                <w:rFonts w:ascii="Meiryo" w:hAnsi="Meiryo" w:eastAsia="Meiryo"/>
+                <w:b w:val="0"/>
+                <w:sz w:val="19"/>
+              </w:rPr>
+              <w:t>9</w:t>
+            </w:r>
+          </w:p>
+        </w:tc>
+        <w:tc>
+          <w:tcPr>
             <w:tcW w:type="dxa" w:w="1814"/>
             <w:vAlign w:val="center"/>
           </w:tcPr>
@@ -1312,67 +2486,7 @@
                 <w:b w:val="0"/>
                 <w:sz w:val="19"/>
               </w:rPr>
-              <w:t>50</w:t>
-            </w:r>
-          </w:p>
-        </w:tc>
-        <w:tc>
-          <w:tcPr>
-            <w:tcW w:type="dxa" w:w="1474"/>
-            <w:vAlign w:val="center"/>
-          </w:tcPr>
-          <w:p>
-            <w:pPr>
-              <w:jc w:val="center"/>
-            </w:pPr>
-            <w:r/>
-            <w:r>
-              <w:rPr>
-                <w:rFonts w:ascii="Meiryo" w:hAnsi="Meiryo" w:eastAsia="Meiryo"/>
-                <w:b w:val="0"/>
-                <w:sz w:val="19"/>
-              </w:rPr>
-              <w:t>0</w:t>
-            </w:r>
-          </w:p>
-        </w:tc>
-        <w:tc>
-          <w:tcPr>
-            <w:tcW w:type="dxa" w:w="1474"/>
-            <w:vAlign w:val="center"/>
-          </w:tcPr>
-          <w:p>
-            <w:pPr>
-              <w:jc w:val="center"/>
-            </w:pPr>
-            <w:r/>
-            <w:r>
-              <w:rPr>
-                <w:rFonts w:ascii="Meiryo" w:hAnsi="Meiryo" w:eastAsia="Meiryo"/>
-                <w:b w:val="0"/>
-                <w:sz w:val="19"/>
-              </w:rPr>
-              <w:t>11</w:t>
-            </w:r>
-          </w:p>
-        </w:tc>
-        <w:tc>
-          <w:tcPr>
-            <w:tcW w:type="dxa" w:w="1361"/>
-            <w:vAlign w:val="center"/>
-          </w:tcPr>
-          <w:p>
-            <w:pPr>
-              <w:jc w:val="center"/>
-            </w:pPr>
-            <w:r/>
-            <w:r>
-              <w:rPr>
-                <w:rFonts w:ascii="Meiryo" w:hAnsi="Meiryo" w:eastAsia="Meiryo"/>
-                <w:b w:val="0"/>
-                <w:sz w:val="19"/>
-              </w:rPr>
-              <w:t>B</w:t>
+              <w:t>ひまわりのかんむりをかぶったヒヨコ</w:t>
             </w:r>
           </w:p>
         </w:tc>
@@ -1386,7 +2500,28 @@
           <w:color w:val="555555"/>
           <w:sz w:val="18"/>
         </w:rPr>
-        <w:t>計算：ひふきトカゲ ＝ 60÷10 ＋ 50÷10 ＋ 0 ＝ 11点 → Bランク</w:t>
+        <w:t>強さ点 ＝ HP÷10 ＋ いちばん大きいワザのダメージ÷10 で計算しています（例：ばくえんリュウ ＝ 90÷10 ＋ 60÷10 ＝ 15点 → Aランク）。</w:t>
+      </w:r>
+    </w:p>
+    <w:p>
+      <w:r>
+        <w:rPr>
+          <w:rFonts w:ascii="Meiryo" w:hAnsi="Meiryo" w:eastAsia="Meiryo"/>
+          <w:b w:val="0"/>
+          <w:sz w:val="19"/>
+        </w:rPr>
+        <w:t>デッキの例（ポケモン8枚）：ばくえんリュウ（A）1枚 ＋ ひふきトカゲ、あめふりガエル、はっぱウサギ（B）3枚 ＋ ちびキツネ、ちびカメ、きのこぼうず、ひまわりヒヨコ（C）4枚。Aランク1枚・Bランク3枚の制限を守っています。</w:t>
+      </w:r>
+    </w:p>
+    <w:p>
+      <w:r>
+        <w:rPr>
+          <w:rFonts w:ascii="Meiryo" w:hAnsi="Meiryo" w:eastAsia="Meiryo"/>
+          <w:b w:val="0"/>
+          <w:color w:val="555555"/>
+          <w:sz w:val="18"/>
+        </w:rPr>
+        <w:t>※ ワザ名やイメージは、そのまま使っても、アレンジしても大丈夫です。数字（HP・ダメージ）は、各カードの強さの目安の範囲内にしています。</w:t>
       </w:r>
     </w:p>
     <w:p>
@@ -1454,19 +2589,6 @@
           <w:b w:val="0"/>
         </w:rPr>
         <w:t>決めた数字は、実際に1〜2回対戦してみて、強すぎる・弱すぎるカードがないか確認します。</w:t>
-      </w:r>
-    </w:p>
-    <w:p>
-      <w:pPr>
-        <w:pStyle w:val="ListBullet"/>
-        <w:spacing w:after="20"/>
-      </w:pPr>
-      <w:r>
-        <w:rPr>
-          <w:rFonts w:ascii="Meiryo" w:hAnsi="Meiryo" w:eastAsia="Meiryo"/>
-          <w:b w:val="0"/>
-        </w:rPr>
-        <w:t>エクセルのテンプレート（pokemon-card-tsuyosa-template.xlsx）に、数字を入れると、強さ点とランクが自動で出ます。</w:t>
       </w:r>
     </w:p>
     <w:sectPr>
